--- a/Plan de trabajo.docx
+++ b/Plan de trabajo.docx
@@ -45,7 +45,7 @@
         </w:numPr>
       </w:pPr>
       <w:r>
-        <w:t>Comprobar peso.</w:t>
+        <w:t>El EDA previo registró un Parquet combinado de aproximadamente 0,8 GB (reducción estimada del 92 % frente al CSV de 10,21 GB). Revalidar el peso exacto del archivo combinado y medir por separado el peso total de los 55 Parquet mensuales antes de presentar cifras definitivas.</w:t>
       </w:r>
     </w:p>
     <w:p>

--- a/Plan de trabajo.docx
+++ b/Plan de trabajo.docx
@@ -2,6 +2,16 @@
 <file path=word/document.xml><?xml version="1.0" encoding="utf-8"?>
 <w:document xmlns:wpc="http://schemas.microsoft.com/office/word/2010/wordprocessingCanvas" xmlns:cx="http://schemas.microsoft.com/office/drawing/2014/chartex" xmlns:cx1="http://schemas.microsoft.com/office/drawing/2015/9/8/chartex" xmlns:cx2="http://schemas.microsoft.com/office/drawing/2015/10/21/chartex" xmlns:cx3="http://schemas.microsoft.com/office/drawing/2016/5/9/chartex" xmlns:cx4="http://schemas.microsoft.com/office/drawing/2016/5/10/chartex" xmlns:cx5="http://schemas.microsoft.com/office/drawing/2016/5/11/chartex" xmlns:cx6="http://schemas.microsoft.com/office/drawing/2016/5/12/chartex" xmlns:cx7="http://schemas.microsoft.com/office/drawing/2016/5/13/chartex" xmlns:cx8="http://schemas.microsoft.com/office/drawing/2016/5/14/chartex" xmlns:mc="http://schemas.openxmlformats.org/markup-compatibility/2006" xmlns:aink="http://schemas.microsoft.com/office/drawing/2016/ink" xmlns:am3d="http://schemas.microsoft.com/office/drawing/2017/model3d" xmlns:o="urn:schemas-microsoft-com:office:office" xmlns:oel="http://schemas.microsoft.com/office/2019/extlst" xmlns:r="http://schemas.openxmlformats.org/officeDocument/2006/relationships" xmlns:m="http://schemas.openxmlformats.org/officeDocument/2006/math" xmlns:v="urn:schemas-microsoft-com:vml" xmlns:wp14="http://schemas.microsoft.com/office/word/2010/wordprocessingDrawing" xmlns:wp="http://schemas.openxmlformats.org/drawingml/2006/wordprocessingDrawing" xmlns:w10="urn:schemas-microsoft-com:office:word" xmlns:w="http://schemas.openxmlformats.org/wordprocessingml/2006/main" xmlns:w14="http://schemas.microsoft.com/office/word/2010/wordml" xmlns:w15="http://schemas.microsoft.com/office/word/2012/wordml" xmlns:w16cex="http://schemas.microsoft.com/office/word/2018/wordml/cex" xmlns:w16cid="http://schemas.microsoft.com/office/word/2016/wordml/cid" xmlns:w16="http://schemas.microsoft.com/office/word/2018/wordml" xmlns:w16du="http://schemas.microsoft.com/office/word/2023/wordml/word16du" xmlns:w16sdtdh="http://schemas.microsoft.com/office/word/2020/wordml/sdtdatahash" xmlns:w16sdtfl="http://schemas.microsoft.com/office/word/2024/wordml/sdtformatlock" xmlns:w16se="http://schemas.microsoft.com/office/word/2015/wordml/symex" xmlns:wpg="http://schemas.microsoft.com/office/word/2010/wordprocessingGroup" xmlns:wpi="http://schemas.microsoft.com/office/word/2010/wordprocessingInk" xmlns:wne="http://schemas.microsoft.com/office/word/2006/wordml" xmlns:wps="http://schemas.microsoft.com/office/word/2010/wordprocessingShape" mc:Ignorable="w14 w15 w16se w16cid w16 w16cex w16sdtdh w16sdtfl w16du wp14">
   <w:body>
+    <w:p>
+      <w:pPr/>
+      <w:r>
+        <w:rPr>
+          <w:b/>
+          <w:sz w:val="20"/>
+        </w:rPr>
+        <w:t>AVISO METODOLÓGICO: excluimos 2020 de todos los análisis, transformaciones, modelos, evaluaciones y visualizaciones por la falta de comparabilidad durante la pandemia. No presentamos resultados de ese año. El CSV fuente se conserva intacto. Las tablas, cifras y gráficos elaborados antes de aplicar el filtro son obsoletos y deben recalcularse; no deben citarse como resultados finales. Periodo analítico: 2018, 2019, 2021 y enero–julio de 2022.</w:t>
+      </w:r>
+    </w:p>
     <w:p>
       <w:r>
         <w:t>Plan de trabajo</w:t>
